--- a/note_template.docx
+++ b/note_template.docx
@@ -1,6 +1,6 @@
 
 <file path=word/document.xml><?xml version="1.0" encoding="utf-8"?>
-<w:document xmlns:wpc="http://schemas.microsoft.com/office/word/2010/wordprocessingCanvas" xmlns:cx="http://schemas.microsoft.com/office/drawing/2014/chartex" xmlns:cx1="http://schemas.microsoft.com/office/drawing/2015/9/8/chartex" xmlns:cx2="http://schemas.microsoft.com/office/drawing/2015/10/21/chartex" xmlns:cx3="http://schemas.microsoft.com/office/drawing/2016/5/9/chartex" xmlns:cx4="http://schemas.microsoft.com/office/drawing/2016/5/10/chartex" xmlns:cx5="http://schemas.microsoft.com/office/drawing/2016/5/11/chartex" xmlns:cx6="http://schemas.microsoft.com/office/drawing/2016/5/12/chartex" xmlns:cx7="http://schemas.microsoft.com/office/drawing/2016/5/13/chartex" xmlns:cx8="http://schemas.microsoft.com/office/drawing/2016/5/14/chartex" xmlns:mc="http://schemas.openxmlformats.org/markup-compatibility/2006" xmlns:aink="http://schemas.microsoft.com/office/drawing/2016/ink" xmlns:am3d="http://schemas.microsoft.com/office/drawing/2017/model3d" xmlns:o="urn:schemas-microsoft-com:office:office" xmlns:oel="http://schemas.microsoft.com/office/2019/extlst" xmlns:r="http://schemas.openxmlformats.org/officeDocument/2006/relationships" xmlns:m="http://schemas.openxmlformats.org/officeDocument/2006/math" xmlns:v="urn:schemas-microsoft-com:vml" xmlns:wp14="http://schemas.microsoft.com/office/word/2010/wordprocessingDrawing" xmlns:wp="http://schemas.openxmlformats.org/drawingml/2006/wordprocessingDrawing" xmlns:w10="urn:schemas-microsoft-com:office:word" xmlns:w="http://schemas.openxmlformats.org/wordprocessingml/2006/main" xmlns:w14="http://schemas.microsoft.com/office/word/2010/wordml" xmlns:w15="http://schemas.microsoft.com/office/word/2012/wordml" xmlns:w16cei="http://schemas.microsoft.com/office/word/2026/wordml/cei" xmlns:w16cex="http://schemas.microsoft.com/office/word/2018/wordml/cex" xmlns:w16cid="http://schemas.microsoft.com/office/word/2016/wordml/cid" xmlns:w16="http://schemas.microsoft.com/office/word/2018/wordml" xmlns:w16du="http://schemas.microsoft.com/office/word/2023/wordml/word16du" xmlns:w16sdtdh="http://schemas.microsoft.com/office/word/2020/wordml/sdtdatahash" xmlns:w16sdtfl="http://schemas.microsoft.com/office/word/2024/wordml/sdtformatlock" xmlns:w16se="http://schemas.microsoft.com/office/word/2015/wordml/symex" xmlns:wpg="http://schemas.microsoft.com/office/word/2010/wordprocessingGroup" xmlns:wpi="http://schemas.microsoft.com/office/word/2010/wordprocessingInk" xmlns:wne="http://schemas.microsoft.com/office/word/2006/wordml" xmlns:wps="http://schemas.microsoft.com/office/word/2010/wordprocessingShape" mc:Ignorable="w14 w15 w16se w16cid w16 w16cex w16sdtdh w16sdtfl w16du wp14">
+<w:document xmlns:wpc="http://schemas.microsoft.com/office/word/2010/wordprocessingCanvas" xmlns:cx="http://schemas.microsoft.com/office/drawing/2014/chartex" xmlns:cx1="http://schemas.microsoft.com/office/drawing/2015/9/8/chartex" xmlns:cx2="http://schemas.microsoft.com/office/drawing/2015/10/21/chartex" xmlns:cx3="http://schemas.microsoft.com/office/drawing/2016/5/9/chartex" xmlns:cx4="http://schemas.microsoft.com/office/drawing/2016/5/10/chartex" xmlns:cx5="http://schemas.microsoft.com/office/drawing/2016/5/11/chartex" xmlns:cx6="http://schemas.microsoft.com/office/drawing/2016/5/12/chartex" xmlns:cx7="http://schemas.microsoft.com/office/drawing/2016/5/13/chartex" xmlns:cx8="http://schemas.microsoft.com/office/drawing/2016/5/14/chartex" xmlns:mc="http://schemas.openxmlformats.org/markup-compatibility/2006" xmlns:aink="http://schemas.microsoft.com/office/drawing/2016/ink" xmlns:am3d="http://schemas.microsoft.com/office/drawing/2017/model3d" xmlns:o="urn:schemas-microsoft-com:office:office" xmlns:oel="http://schemas.microsoft.com/office/2019/extlst" xmlns:r="http://schemas.openxmlformats.org/officeDocument/2006/relationships" xmlns:m="http://schemas.openxmlformats.org/officeDocument/2006/math" xmlns:v="urn:schemas-microsoft-com:vml" xmlns:wp14="http://schemas.microsoft.com/office/word/2010/wordprocessingDrawing" xmlns:wp="http://schemas.openxmlformats.org/drawingml/2006/wordprocessingDrawing" xmlns:w10="urn:schemas-microsoft-com:office:word" xmlns:w="http://schemas.openxmlformats.org/wordprocessingml/2006/main" xmlns:w14="http://schemas.microsoft.com/office/word/2010/wordml" xmlns:w15="http://schemas.microsoft.com/office/word/2012/wordml" xmlns:w16cex="http://schemas.microsoft.com/office/word/2018/wordml/cex" xmlns:w16cid="http://schemas.microsoft.com/office/word/2016/wordml/cid" xmlns:w16="http://schemas.microsoft.com/office/word/2018/wordml" xmlns:w16du="http://schemas.microsoft.com/office/word/2023/wordml/word16du" xmlns:w16sdtdh="http://schemas.microsoft.com/office/word/2020/wordml/sdtdatahash" xmlns:w16sdtfl="http://schemas.microsoft.com/office/word/2024/wordml/sdtformatlock" xmlns:w16se="http://schemas.microsoft.com/office/word/2015/wordml/symex" xmlns:wpg="http://schemas.microsoft.com/office/word/2010/wordprocessingGroup" xmlns:wpi="http://schemas.microsoft.com/office/word/2010/wordprocessingInk" xmlns:wne="http://schemas.microsoft.com/office/word/2006/wordml" xmlns:wps="http://schemas.microsoft.com/office/word/2010/wordprocessingShape" mc:Ignorable="w14 w15 w16se w16cid w16 w16cex w16sdtdh w16sdtfl w16du wp14">
   <w:body>
     <w:p>
       <w:pPr>
@@ -644,7 +644,33 @@
         <w:rPr>
           <w:rFonts w:ascii="Times New Roman" w:hAnsi="Times New Roman" w:cs="Times New Roman"/>
         </w:rPr>
-        <w:t xml:space="preserve">Over 12 Months. </w:t>
+        <w:t xml:space="preserve">Over </w:t>
+      </w:r>
+      <w:r>
+        <w:rPr>
+          <w:rFonts w:ascii="Times New Roman" w:hAnsi="Times New Roman" w:cs="Times New Roman"/>
+        </w:rPr>
+        <w:t>{{LOAN_</w:t>
+      </w:r>
+      <w:proofErr w:type="gramStart"/>
+      <w:r>
+        <w:rPr>
+          <w:rFonts w:ascii="Times New Roman" w:hAnsi="Times New Roman" w:cs="Times New Roman"/>
+        </w:rPr>
+        <w:t>TERM}}</w:t>
+      </w:r>
+      <w:r>
+        <w:rPr>
+          <w:rFonts w:ascii="Times New Roman" w:hAnsi="Times New Roman" w:cs="Times New Roman"/>
+        </w:rPr>
+        <w:t>.</w:t>
+      </w:r>
+      <w:proofErr w:type="gramEnd"/>
+      <w:r>
+        <w:rPr>
+          <w:rFonts w:ascii="Times New Roman" w:hAnsi="Times New Roman" w:cs="Times New Roman"/>
+        </w:rPr>
+        <w:t xml:space="preserve"> </w:t>
       </w:r>
     </w:p>
     <w:p>
@@ -687,25 +713,19 @@
         <w:rPr>
           <w:rFonts w:ascii="Times New Roman" w:hAnsi="Times New Roman" w:cs="Times New Roman"/>
         </w:rPr>
-        <w:t>0</w:t>
-      </w:r>
-      <w:r>
-        <w:rPr>
-          <w:rFonts w:ascii="Times New Roman" w:hAnsi="Times New Roman" w:cs="Times New Roman"/>
-        </w:rPr>
-        <w:t>6</w:t>
-      </w:r>
-      <w:r>
-        <w:rPr>
-          <w:rFonts w:ascii="Times New Roman" w:hAnsi="Times New Roman" w:cs="Times New Roman"/>
-        </w:rPr>
-        <w:t xml:space="preserve">/01/2027 </w:t>
-      </w:r>
-      <w:r>
-        <w:rPr>
-          <w:rFonts w:ascii="Times New Roman" w:hAnsi="Times New Roman" w:cs="Times New Roman"/>
-        </w:rPr>
-        <w:t>Maturity Date Borrower make a balloon payment of all unpaid principal, interest, charges, fees, costs and any other unpaid amounts due under the Loan Documents.</w:t>
+        <w:t>{{MATURITY_DATE}}</w:t>
+      </w:r>
+      <w:r>
+        <w:rPr>
+          <w:rFonts w:ascii="Times New Roman" w:hAnsi="Times New Roman" w:cs="Times New Roman"/>
+        </w:rPr>
+        <w:t xml:space="preserve"> </w:t>
+      </w:r>
+      <w:r>
+        <w:rPr>
+          <w:rFonts w:ascii="Times New Roman" w:hAnsi="Times New Roman" w:cs="Times New Roman"/>
+        </w:rPr>
+        <w:t>Borrower make a balloon payment of all unpaid principal, interest, charges, fees, costs and any other unpaid amounts due under the Loan Documents.</w:t>
       </w:r>
     </w:p>
     <w:p>
@@ -935,6 +955,7 @@
           <w:b/>
           <w:bCs/>
         </w:rPr>
+        <w:lastRenderedPageBreak/>
         <w:t>4.</w:t>
       </w:r>
       <w:r>
@@ -956,29 +977,267 @@
         <w:rPr>
           <w:rFonts w:ascii="Times New Roman" w:hAnsi="Times New Roman" w:cs="Times New Roman"/>
         </w:rPr>
-        <w:t xml:space="preserve"> On (a) Borrower's failure to pay any installment or other sum due under this Note when due and payable (whether by extension, acceleration, or otherwise) , (b) an Event of </w:t>
+        <w:t xml:space="preserve"> On (a) Borrower's failure to pay any installment or other sum due under this Note when due and payable (whether by extension, acceleration, or otherwise) , (b) an Event of Default (as defined in the Loan Agreement), or (c) any breach of any other promise or obligation in this Note or in any other instrument now or hereafter securing the indebtedness evidenced by this Note, then, and in any such event, Lender may, at its option, declare this Note (including, without limitation, all accrued interest) due and payable immediately regardless of the Maturity Date. Borrower expressly waives notice of the exercise of this option.</w:t>
+      </w:r>
+    </w:p>
+    <w:p>
+      <w:pPr>
+        <w:rPr>
+          <w:rFonts w:ascii="Times New Roman" w:hAnsi="Times New Roman" w:cs="Times New Roman"/>
+        </w:rPr>
+      </w:pPr>
+      <w:r>
+        <w:rPr>
+          <w:rFonts w:ascii="Times New Roman" w:hAnsi="Times New Roman" w:cs="Times New Roman"/>
+          <w:b/>
+          <w:bCs/>
+        </w:rPr>
+        <w:t>5.</w:t>
+      </w:r>
+      <w:r>
+        <w:rPr>
+          <w:rFonts w:ascii="Times New Roman" w:hAnsi="Times New Roman" w:cs="Times New Roman"/>
+        </w:rPr>
+        <w:tab/>
+      </w:r>
+      <w:r>
+        <w:rPr>
+          <w:rFonts w:ascii="Times New Roman" w:hAnsi="Times New Roman" w:cs="Times New Roman"/>
+          <w:b/>
+          <w:bCs/>
+          <w:u w:val="single"/>
+        </w:rPr>
+        <w:t>Penalty:</w:t>
+      </w:r>
+      <w:r>
+        <w:rPr>
+          <w:rFonts w:ascii="Times New Roman" w:hAnsi="Times New Roman" w:cs="Times New Roman"/>
+        </w:rPr>
+        <w:t xml:space="preserve"> BORROWER AGREES TO ALLOW LENDER TO COLLECT IN ADVANCE SIX (6) MONTHS PREPAID PAYMENTS OR $</w:t>
+      </w:r>
+      <w:r>
+        <w:t xml:space="preserve"> </w:t>
+      </w:r>
+      <w:r>
+        <w:t>{</w:t>
+      </w:r>
+      <w:r>
+        <w:rPr>
+          <w:rFonts w:ascii="Times New Roman" w:hAnsi="Times New Roman" w:cs="Times New Roman"/>
+          <w:b/>
+          <w:bCs/>
+        </w:rPr>
+        <w:t>{PREPAID_PAYMENTS}}</w:t>
+      </w:r>
+      <w:r>
+        <w:rPr>
+          <w:rFonts w:ascii="Times New Roman" w:hAnsi="Times New Roman" w:cs="Times New Roman"/>
+          <w:b/>
+          <w:bCs/>
+        </w:rPr>
+        <w:t xml:space="preserve"> </w:t>
+      </w:r>
+      <w:r>
+        <w:rPr>
+          <w:rFonts w:ascii="Times New Roman" w:hAnsi="Times New Roman" w:cs="Times New Roman"/>
+        </w:rPr>
+        <w:t xml:space="preserve">AS PAYMENTS FOR </w:t>
+      </w:r>
+      <w:r>
+        <w:rPr>
+          <w:rFonts w:ascii="Times New Roman" w:hAnsi="Times New Roman" w:cs="Times New Roman"/>
+        </w:rPr>
+        <w:t>{{FIRST_PREPAID_</w:t>
+      </w:r>
+      <w:proofErr w:type="gramStart"/>
+      <w:r>
+        <w:rPr>
+          <w:rFonts w:ascii="Times New Roman" w:hAnsi="Times New Roman" w:cs="Times New Roman"/>
+        </w:rPr>
+        <w:t>MONTH}}</w:t>
+      </w:r>
+      <w:r>
+        <w:rPr>
+          <w:rFonts w:ascii="Times New Roman" w:hAnsi="Times New Roman" w:cs="Times New Roman"/>
+        </w:rPr>
+        <w:t>,</w:t>
+      </w:r>
+      <w:proofErr w:type="gramEnd"/>
+      <w:r>
+        <w:rPr>
+          <w:rFonts w:ascii="Times New Roman" w:hAnsi="Times New Roman" w:cs="Times New Roman"/>
+        </w:rPr>
+        <w:t xml:space="preserve"> THROUGH </w:t>
+      </w:r>
+      <w:r>
+        <w:rPr>
+          <w:rFonts w:ascii="Times New Roman" w:hAnsi="Times New Roman" w:cs="Times New Roman"/>
+        </w:rPr>
+        <w:t>{{LAST_PREPAID_</w:t>
+      </w:r>
+      <w:proofErr w:type="gramStart"/>
+      <w:r>
+        <w:rPr>
+          <w:rFonts w:ascii="Times New Roman" w:hAnsi="Times New Roman" w:cs="Times New Roman"/>
+        </w:rPr>
+        <w:t>MONTH}}</w:t>
+      </w:r>
+      <w:r>
+        <w:rPr>
+          <w:rFonts w:ascii="Times New Roman" w:hAnsi="Times New Roman" w:cs="Times New Roman"/>
+        </w:rPr>
+        <w:t>.</w:t>
+      </w:r>
+      <w:proofErr w:type="gramEnd"/>
+      <w:r>
+        <w:rPr>
+          <w:rFonts w:ascii="Times New Roman" w:hAnsi="Times New Roman" w:cs="Times New Roman"/>
+        </w:rPr>
+        <w:t xml:space="preserve">  FIRST PAYMENT DUE TO LOAN SERVICER SHALL BE</w:t>
+      </w:r>
+      <w:r>
+        <w:rPr>
+          <w:rFonts w:ascii="Times New Roman" w:hAnsi="Times New Roman" w:cs="Times New Roman"/>
+        </w:rPr>
+        <w:t xml:space="preserve"> </w:t>
+      </w:r>
+      <w:r>
+        <w:rPr>
+          <w:rFonts w:ascii="Times New Roman" w:hAnsi="Times New Roman" w:cs="Times New Roman"/>
+        </w:rPr>
+        <w:t>{{FIRST_PAYMENT_</w:t>
+      </w:r>
+      <w:proofErr w:type="gramStart"/>
+      <w:r>
+        <w:rPr>
+          <w:rFonts w:ascii="Times New Roman" w:hAnsi="Times New Roman" w:cs="Times New Roman"/>
+        </w:rPr>
+        <w:t>DUE}}</w:t>
+      </w:r>
+      <w:r>
+        <w:rPr>
+          <w:rFonts w:ascii="Times New Roman" w:hAnsi="Times New Roman" w:cs="Times New Roman"/>
+        </w:rPr>
+        <w:t>.</w:t>
+      </w:r>
+      <w:proofErr w:type="gramEnd"/>
+    </w:p>
+    <w:p>
+      <w:pPr>
+        <w:rPr>
+          <w:rFonts w:ascii="Times New Roman" w:hAnsi="Times New Roman" w:cs="Times New Roman"/>
+        </w:rPr>
+      </w:pPr>
+      <w:r>
+        <w:rPr>
+          <w:rFonts w:ascii="Times New Roman" w:hAnsi="Times New Roman" w:cs="Times New Roman"/>
+        </w:rPr>
+        <w:t>After the Prepayment Premium period has elapsed, Borrower may prepay this Note in whole or in part at any time without paying a premium.  All prepayments of principal on this Note shall be applied to the most remote principal installment or installments then unpaid.</w:t>
+      </w:r>
+    </w:p>
+    <w:p>
+      <w:pPr>
+        <w:rPr>
+          <w:rFonts w:ascii="Times New Roman" w:hAnsi="Times New Roman" w:cs="Times New Roman"/>
+        </w:rPr>
+      </w:pPr>
+    </w:p>
+    <w:p>
+      <w:pPr>
+        <w:ind w:firstLine="720"/>
+        <w:rPr>
+          <w:rFonts w:ascii="Times New Roman" w:hAnsi="Times New Roman" w:cs="Times New Roman"/>
+        </w:rPr>
+      </w:pPr>
+      <w:r>
+        <w:rPr>
+          <w:rFonts w:ascii="Times New Roman" w:hAnsi="Times New Roman" w:cs="Times New Roman"/>
+          <w:b/>
+          <w:bCs/>
+        </w:rPr>
+        <w:t>5.1.</w:t>
+      </w:r>
+      <w:r>
+        <w:rPr>
+          <w:rFonts w:ascii="Times New Roman" w:hAnsi="Times New Roman" w:cs="Times New Roman"/>
+          <w:b/>
+          <w:bCs/>
+        </w:rPr>
+        <w:tab/>
+      </w:r>
+      <w:r>
+        <w:rPr>
+          <w:rFonts w:ascii="Times New Roman" w:hAnsi="Times New Roman" w:cs="Times New Roman"/>
+          <w:b/>
+          <w:bCs/>
+          <w:u w:val="single"/>
+        </w:rPr>
+        <w:t>Prepayment Waivers.</w:t>
+      </w:r>
+      <w:r>
+        <w:rPr>
+          <w:rFonts w:ascii="Times New Roman" w:hAnsi="Times New Roman" w:cs="Times New Roman"/>
+        </w:rPr>
+        <w:t xml:space="preserve"> BORROWER ACKNOWLEDGES AND AGREES THAT BORROWER HAS NO RIGHT TO PREPAY THIS NOTE EXCEPT AS PROVIDED IN THIS SECTION. BORROWER FURTHER ACKNOWLEDGES AND AGREES THAT IF THE MATURITY DATE IS ACCELERATED BY LENDER PURSUANT TO THE LOAN DOCUMENTS (INCLUDING, WITHOUT LIMITATION, A JUNIOR LIEN LENDER OF THE PROPERTY), AND BORROWER OR ANY THIRD PERSON THEREAFTER SEEKS TO PAY OFF SUCH ACCELERATED INDEBTEDNESS OR PURCHASE THE PROPERTY AT A FORECLOSURE SALE (WHETHER JUDICIAL OR NON-JUDICIAL), SUCH PAYOFF OR PURCHASE SHALL CONSTITUTE A PREPAYMENT HEREUNDER AND THE PREPAYMENT PREMIUM SET FORTH ABOVE SHALL BE DUE IN THE EVENT PREPAYMENT OCCURS. BY INITIALING BELOW, BORROWER SPECIFICALLY ACKNOWLEDGES AND AGREES THAT BORROWER SHALL PAY THE PREPAYMENT PREMIUM, EVEN IN THE CASE WHERE LENDER HAS ACCELERATED THE MATURITY DATE PURSUANT TO THE LOAN DOCUMENTS; THAT THE CALCULATION OF THE PREPAYMENT PREMIUM IS FAIR AND REASONABLE TO COMPENSATE LENDER FOR THE LOSS WHICH LENDER MAY INCUR AS A RESULT OF PREPAYMENT OF THIS NOTE; THAT BORROWER WAIVES ANY RIGHT BORROWER MAY HAVE OR CLAIM TO HAVE</w:t>
+      </w:r>
+      <w:r>
+        <w:rPr>
+          <w:rFonts w:ascii="Times New Roman" w:hAnsi="Times New Roman" w:cs="Times New Roman"/>
+        </w:rPr>
+        <w:t xml:space="preserve"> </w:t>
+      </w:r>
+      <w:r>
+        <w:rPr>
+          <w:rFonts w:ascii="Times New Roman" w:hAnsi="Times New Roman" w:cs="Times New Roman"/>
+        </w:rPr>
+        <w:t xml:space="preserve">UNDER FLORIDA LAW; AND THAT LENDER HAS MADE THE LOAN EVIDENCED BY THIS NOTE IN RELIANCE ON THE </w:t>
       </w:r>
       <w:r>
         <w:rPr>
           <w:rFonts w:ascii="Times New Roman" w:hAnsi="Times New Roman" w:cs="Times New Roman"/>
         </w:rPr>
         <w:lastRenderedPageBreak/>
-        <w:t>Default (as defined in the Loan Agreement), or (c) any breach of any other promise or obligation in this Note or in any other instrument now or hereafter securing the indebtedness evidenced by this Note, then, and in any such event, Lender may, at its option, declare this Note (including, without limitation, all accrued interest) due and payable immediately regardless of the Maturity Date. Borrower expressly waives notice of the exercise of this option.</w:t>
-      </w:r>
-    </w:p>
-    <w:p>
-      <w:pPr>
-        <w:rPr>
-          <w:rFonts w:ascii="Times New Roman" w:hAnsi="Times New Roman" w:cs="Times New Roman"/>
-        </w:rPr>
-      </w:pPr>
-      <w:r>
-        <w:rPr>
-          <w:rFonts w:ascii="Times New Roman" w:hAnsi="Times New Roman" w:cs="Times New Roman"/>
-          <w:b/>
-          <w:bCs/>
-        </w:rPr>
-        <w:t>5.</w:t>
+        <w:t>AGREEMENTS AND WAIVERS OF BORROWER IN THIS SECTION AND LENDER WOULD NOT HAVE MADE THE LOAN WITHOUT SUCH AGREEMENTS AND WAIVERS.</w:t>
+      </w:r>
+    </w:p>
+    <w:p>
+      <w:pPr>
+        <w:rPr>
+          <w:rFonts w:ascii="Times New Roman" w:hAnsi="Times New Roman" w:cs="Times New Roman"/>
+        </w:rPr>
+      </w:pPr>
+      <w:r>
+        <w:rPr>
+          <w:rFonts w:ascii="Times New Roman" w:hAnsi="Times New Roman" w:cs="Times New Roman"/>
+        </w:rPr>
+        <w:t xml:space="preserve">BORROWER’S </w:t>
+      </w:r>
+      <w:r>
+        <w:rPr>
+          <w:rFonts w:ascii="Times New Roman" w:hAnsi="Times New Roman" w:cs="Times New Roman"/>
+        </w:rPr>
+        <w:t xml:space="preserve">INITIALS: </w:t>
+      </w:r>
+      <w:r>
+        <w:rPr>
+          <w:rFonts w:ascii="Times New Roman" w:hAnsi="Times New Roman" w:cs="Times New Roman"/>
+        </w:rPr>
+        <w:t>________</w:t>
+      </w:r>
+    </w:p>
+    <w:p>
+      <w:pPr>
+        <w:rPr>
+          <w:rFonts w:ascii="Times New Roman" w:hAnsi="Times New Roman" w:cs="Times New Roman"/>
+        </w:rPr>
+      </w:pPr>
+      <w:r>
+        <w:rPr>
+          <w:rFonts w:ascii="Times New Roman" w:hAnsi="Times New Roman" w:cs="Times New Roman"/>
+          <w:b/>
+          <w:bCs/>
+        </w:rPr>
+        <w:t>6.</w:t>
       </w:r>
       <w:r>
         <w:rPr>
@@ -993,152 +1252,32 @@
           <w:bCs/>
           <w:u w:val="single"/>
         </w:rPr>
-        <w:t>Penalty:</w:t>
-      </w:r>
-      <w:r>
-        <w:rPr>
-          <w:rFonts w:ascii="Times New Roman" w:hAnsi="Times New Roman" w:cs="Times New Roman"/>
-        </w:rPr>
-        <w:t xml:space="preserve"> BORROWER AGREES TO ALLOW LENDER TO COLLECT IN ADVANCE SIX (6) MONTHS PREPAID PAYMENTS OR $</w:t>
-      </w:r>
-      <w:r>
-        <w:t xml:space="preserve"> </w:t>
-      </w:r>
-      <w:r>
-        <w:rPr>
-          <w:rFonts w:ascii="Times New Roman" w:hAnsi="Times New Roman" w:cs="Times New Roman"/>
-          <w:b/>
-          <w:bCs/>
-        </w:rPr>
-        <w:t>{PREPAID_PAYMENTS}}</w:t>
-      </w:r>
-      <w:r>
-        <w:rPr>
-          <w:rFonts w:ascii="Times New Roman" w:hAnsi="Times New Roman" w:cs="Times New Roman"/>
-          <w:b/>
-          <w:bCs/>
-        </w:rPr>
-        <w:t xml:space="preserve"> </w:t>
-      </w:r>
-      <w:r>
-        <w:rPr>
-          <w:rFonts w:ascii="Times New Roman" w:hAnsi="Times New Roman" w:cs="Times New Roman"/>
-        </w:rPr>
-        <w:t xml:space="preserve">AS PAYMENTS FOR </w:t>
-      </w:r>
-      <w:r>
-        <w:rPr>
-          <w:rFonts w:ascii="Times New Roman" w:hAnsi="Times New Roman" w:cs="Times New Roman"/>
-        </w:rPr>
-        <w:t>J</w:t>
-      </w:r>
-      <w:r>
-        <w:rPr>
-          <w:rFonts w:ascii="Times New Roman" w:hAnsi="Times New Roman" w:cs="Times New Roman"/>
-        </w:rPr>
-        <w:t>ULY 1</w:t>
-      </w:r>
-      <w:r>
-        <w:rPr>
-          <w:rFonts w:ascii="Times New Roman" w:hAnsi="Times New Roman" w:cs="Times New Roman"/>
-        </w:rPr>
-        <w:t xml:space="preserve">, </w:t>
-      </w:r>
-      <w:r>
-        <w:rPr>
-          <w:rFonts w:ascii="Times New Roman" w:hAnsi="Times New Roman" w:cs="Times New Roman"/>
-        </w:rPr>
-        <w:t>2026,</w:t>
-      </w:r>
-      <w:r>
-        <w:rPr>
-          <w:rFonts w:ascii="Times New Roman" w:hAnsi="Times New Roman" w:cs="Times New Roman"/>
-        </w:rPr>
-        <w:t xml:space="preserve"> THROUGH </w:t>
-      </w:r>
-      <w:r>
-        <w:rPr>
-          <w:rFonts w:ascii="Times New Roman" w:hAnsi="Times New Roman" w:cs="Times New Roman"/>
-        </w:rPr>
-        <w:t>DECEMBER 1</w:t>
-      </w:r>
-      <w:r>
-        <w:rPr>
-          <w:rFonts w:ascii="Times New Roman" w:hAnsi="Times New Roman" w:cs="Times New Roman"/>
-        </w:rPr>
-        <w:t>, 2026</w:t>
-      </w:r>
-      <w:r>
-        <w:rPr>
-          <w:rFonts w:ascii="Times New Roman" w:hAnsi="Times New Roman" w:cs="Times New Roman"/>
-        </w:rPr>
-        <w:t>.  FIRST PAYMENT DUE TO LOAN SERVICER SHALL BE</w:t>
-      </w:r>
-      <w:r>
-        <w:rPr>
-          <w:rFonts w:ascii="Times New Roman" w:hAnsi="Times New Roman" w:cs="Times New Roman"/>
-        </w:rPr>
-        <w:t xml:space="preserve"> </w:t>
-      </w:r>
-      <w:r>
-        <w:rPr>
-          <w:rFonts w:ascii="Times New Roman" w:hAnsi="Times New Roman" w:cs="Times New Roman"/>
-        </w:rPr>
-        <w:t>JANUARY</w:t>
-      </w:r>
-      <w:r>
-        <w:rPr>
-          <w:rFonts w:ascii="Times New Roman" w:hAnsi="Times New Roman" w:cs="Times New Roman"/>
-        </w:rPr>
-        <w:t xml:space="preserve"> 1, 2026</w:t>
-      </w:r>
-      <w:r>
-        <w:rPr>
-          <w:rFonts w:ascii="Times New Roman" w:hAnsi="Times New Roman" w:cs="Times New Roman"/>
-        </w:rPr>
-        <w:t>.</w:t>
-      </w:r>
-    </w:p>
-    <w:p>
-      <w:pPr>
-        <w:rPr>
-          <w:rFonts w:ascii="Times New Roman" w:hAnsi="Times New Roman" w:cs="Times New Roman"/>
-        </w:rPr>
-      </w:pPr>
-      <w:r>
-        <w:rPr>
-          <w:rFonts w:ascii="Times New Roman" w:hAnsi="Times New Roman" w:cs="Times New Roman"/>
-        </w:rPr>
-        <w:t>After the Prepayment Premium period has elapsed, Borrower may prepay this Note in whole or in part at any time without paying a premium.  All prepayments of principal on this Note shall be applied to the most remote principal installment or installments then unpaid.</w:t>
-      </w:r>
-    </w:p>
-    <w:p>
-      <w:pPr>
-        <w:rPr>
-          <w:rFonts w:ascii="Times New Roman" w:hAnsi="Times New Roman" w:cs="Times New Roman"/>
-        </w:rPr>
-      </w:pPr>
-    </w:p>
-    <w:p>
-      <w:pPr>
-        <w:ind w:firstLine="720"/>
-        <w:rPr>
-          <w:rFonts w:ascii="Times New Roman" w:hAnsi="Times New Roman" w:cs="Times New Roman"/>
-        </w:rPr>
-      </w:pPr>
-      <w:r>
-        <w:rPr>
-          <w:rFonts w:ascii="Times New Roman" w:hAnsi="Times New Roman" w:cs="Times New Roman"/>
-          <w:b/>
-          <w:bCs/>
-        </w:rPr>
-        <w:t>5.1.</w:t>
-      </w:r>
-      <w:r>
-        <w:rPr>
-          <w:rFonts w:ascii="Times New Roman" w:hAnsi="Times New Roman" w:cs="Times New Roman"/>
-          <w:b/>
-          <w:bCs/>
+        <w:t>Interest on Default.</w:t>
+      </w:r>
+      <w:r>
+        <w:rPr>
+          <w:rFonts w:ascii="Times New Roman" w:hAnsi="Times New Roman" w:cs="Times New Roman"/>
+        </w:rPr>
+        <w:t xml:space="preserve"> If Borrower is in default under the Loan Documents, then at the sole and absolute discretion of Lender and without notice or opportunity to cure, the entire unpaid principal balance shall immediately bear an annual interest rate equal to the lesser of (a) 20% Twenty; or (b) the maximum interest rate allowed by law (the “Default Rate”). If the Maturity Date is accelerated, the unpaid principal shall accrue interest at the Default Rate only until the default is cured and the Security Instrument is reinstated. Borrower acknowledges and agrees that it would be extremely difficult or impractical to fix the actual damages resulting from Borrower's failure to pay the principal, accrued interest and other sums due on the Maturity Date, and therefore Borrower shall pay interest at the Default Rate not as a penalty, but for purposes of defraying the expenses incident to handling the past due principal, accrued interest and other sums due under this Note. Interest at the Default Rate represents the reasonable estimate of the loss that may be sustained by Lender due to the failure of Borrower to pay the principal, accrued interest and other sums due on the Maturity Date. Interest at the Default Rate shall be payable by Borrower without prejudice to the rights of Lender to collect any other amounts to be paid under this Note (including, without limitation, late charges), the Loan Agreement, or the Security Instrument.</w:t>
+      </w:r>
+    </w:p>
+    <w:p>
+      <w:pPr>
+        <w:rPr>
+          <w:rFonts w:ascii="Times New Roman" w:hAnsi="Times New Roman" w:cs="Times New Roman"/>
+        </w:rPr>
+      </w:pPr>
+      <w:r>
+        <w:rPr>
+          <w:rFonts w:ascii="Times New Roman" w:hAnsi="Times New Roman" w:cs="Times New Roman"/>
+          <w:b/>
+          <w:bCs/>
+        </w:rPr>
+        <w:t>7.</w:t>
+      </w:r>
+      <w:r>
+        <w:rPr>
+          <w:rFonts w:ascii="Times New Roman" w:hAnsi="Times New Roman" w:cs="Times New Roman"/>
         </w:rPr>
         <w:tab/>
       </w:r>
@@ -1149,172 +1288,56 @@
           <w:bCs/>
           <w:u w:val="single"/>
         </w:rPr>
-        <w:t>Prepayment Waivers.</w:t>
-      </w:r>
-      <w:r>
-        <w:rPr>
-          <w:rFonts w:ascii="Times New Roman" w:hAnsi="Times New Roman" w:cs="Times New Roman"/>
-        </w:rPr>
-        <w:t xml:space="preserve"> BORROWER ACKNOWLEDGES AND AGREES THAT BORROWER HAS NO RIGHT TO PREPAY THIS NOTE EXCEPT AS PROVIDED IN THIS SECTION. BORROWER FURTHER ACKNOWLEDGES AND AGREES THAT IF THE MATURITY DATE IS ACCELERATED BY LENDER PURSUANT TO THE LOAN DOCUMENTS (INCLUDING, WITHOUT LIMITATION, A JUNIOR LIEN LENDER OF THE PROPERTY), AND BORROWER OR ANY THIRD PERSON THEREAFTER SEEKS TO PAY OFF SUCH ACCELERATED INDEBTEDNESS OR PURCHASE THE PROPERTY AT A FORECLOSURE SALE (WHETHER JUDICIAL OR NON-JUDICIAL), SUCH PAYOFF OR PURCHASE SHALL CONSTITUTE A PREPAYMENT HEREUNDER AND THE PREPAYMENT PREMIUM SET FORTH ABOVE SHALL BE DUE IN THE EVENT PREPAYMENT OCCURS. BY INITIALING BELOW, BORROWER SPECIFICALLY ACKNOWLEDGES AND AGREES THAT BORROWER SHALL PAY THE PREPAYMENT PREMIUM, EVEN IN THE CASE WHERE LENDER HAS ACCELERATED THE MATURITY DATE PURSUANT TO THE LOAN DOCUMENTS; THAT THE CALCULATION OF THE PREPAYMENT PREMIUM IS FAIR AND REASONABLE TO COMPENSATE LENDER FOR THE LOSS WHICH LENDER MAY INCUR AS A RESULT OF PREPAYMENT OF THIS NOTE; THAT BORROWER WAIVES ANY RIGHT BORROWER MAY HAVE OR CLAIM TO HAVE</w:t>
-      </w:r>
-      <w:r>
-        <w:rPr>
-          <w:rFonts w:ascii="Times New Roman" w:hAnsi="Times New Roman" w:cs="Times New Roman"/>
-        </w:rPr>
-        <w:t xml:space="preserve"> </w:t>
-      </w:r>
-      <w:r>
-        <w:rPr>
-          <w:rFonts w:ascii="Times New Roman" w:hAnsi="Times New Roman" w:cs="Times New Roman"/>
-        </w:rPr>
-        <w:t xml:space="preserve">UNDER FLORIDA LAW; AND THAT LENDER HAS MADE THE LOAN EVIDENCED BY THIS NOTE IN RELIANCE ON THE AGREEMENTS AND WAIVERS OF BORROWER IN THIS SECTION AND LENDER </w:t>
+        <w:t>Interest on Interest.</w:t>
+      </w:r>
+      <w:r>
+        <w:rPr>
+          <w:rFonts w:ascii="Times New Roman" w:hAnsi="Times New Roman" w:cs="Times New Roman"/>
+        </w:rPr>
+        <w:t xml:space="preserve"> If any interest payment under this Note is not paid when due, the unpaid interest shall be added to the principal of this Note, shall become and be treated as principal, and shall thereafter bear like interest.</w:t>
+      </w:r>
+    </w:p>
+    <w:p>
+      <w:pPr>
+        <w:rPr>
+          <w:rFonts w:ascii="Times New Roman" w:hAnsi="Times New Roman" w:cs="Times New Roman"/>
+        </w:rPr>
+      </w:pPr>
+      <w:r>
+        <w:rPr>
+          <w:rFonts w:ascii="Times New Roman" w:hAnsi="Times New Roman" w:cs="Times New Roman"/>
+          <w:b/>
+          <w:bCs/>
+        </w:rPr>
+        <w:t>8.</w:t>
+      </w:r>
+      <w:r>
+        <w:rPr>
+          <w:rFonts w:ascii="Times New Roman" w:hAnsi="Times New Roman" w:cs="Times New Roman"/>
+        </w:rPr>
+        <w:tab/>
+      </w:r>
+      <w:r>
+        <w:rPr>
+          <w:rFonts w:ascii="Times New Roman" w:hAnsi="Times New Roman" w:cs="Times New Roman"/>
+          <w:b/>
+          <w:bCs/>
+          <w:u w:val="single"/>
+        </w:rPr>
+        <w:t>Due-on-Sale.</w:t>
+      </w:r>
+      <w:r>
+        <w:rPr>
+          <w:rFonts w:ascii="Times New Roman" w:hAnsi="Times New Roman" w:cs="Times New Roman"/>
+        </w:rPr>
+        <w:t xml:space="preserve"> If Borrower sells, gives an option to purchase, exchanges, assigns, conveys, encumbers (including, but not limited to PACE/HERO loans, any loans where payments are collected through property tax assessments, and super-voluntary liens which are deemed to have priority over the lien of the Security Instrument) (other than with a Permitted Encumbrance as defined in the Security Instrument), transfers possession, or alienates all or any portion of the Property, or any of Borrower’s interest in the Property, or suffers its title to, or any interest in, the Property to be divested, whether voluntarily or involuntarily; or if there is a sale or transfer of any interests in Borrower; or if Borrower changes or permits to be changed the character or use of the Property, or drills or extracts or enters into any lease for the drilling or extracting of oil, gas, or other hydrocarbon substances or any mineral of any kind or character on the Property; or if title to such Property becomes subject to any lien or charge, voluntary or </w:t>
       </w:r>
       <w:r>
         <w:rPr>
           <w:rFonts w:ascii="Times New Roman" w:hAnsi="Times New Roman" w:cs="Times New Roman"/>
         </w:rPr>
         <w:lastRenderedPageBreak/>
-        <w:t>WOULD NOT HAVE MADE THE LOAN WITHOUT SUCH AGREEMENTS AND WAIVERS.</w:t>
-      </w:r>
-    </w:p>
-    <w:p>
-      <w:pPr>
-        <w:rPr>
-          <w:rFonts w:ascii="Times New Roman" w:hAnsi="Times New Roman" w:cs="Times New Roman"/>
-        </w:rPr>
-      </w:pPr>
-      <w:r>
-        <w:rPr>
-          <w:rFonts w:ascii="Times New Roman" w:hAnsi="Times New Roman" w:cs="Times New Roman"/>
-        </w:rPr>
-        <w:t xml:space="preserve">BORROWER’S </w:t>
-      </w:r>
-      <w:r>
-        <w:rPr>
-          <w:rFonts w:ascii="Times New Roman" w:hAnsi="Times New Roman" w:cs="Times New Roman"/>
-        </w:rPr>
-        <w:t xml:space="preserve">INITIALS: </w:t>
-      </w:r>
-      <w:r>
-        <w:rPr>
-          <w:rFonts w:ascii="Times New Roman" w:hAnsi="Times New Roman" w:cs="Times New Roman"/>
-        </w:rPr>
-        <w:t>________</w:t>
-      </w:r>
-    </w:p>
-    <w:p>
-      <w:pPr>
-        <w:rPr>
-          <w:rFonts w:ascii="Times New Roman" w:hAnsi="Times New Roman" w:cs="Times New Roman"/>
-        </w:rPr>
-      </w:pPr>
-      <w:r>
-        <w:rPr>
-          <w:rFonts w:ascii="Times New Roman" w:hAnsi="Times New Roman" w:cs="Times New Roman"/>
-          <w:b/>
-          <w:bCs/>
-        </w:rPr>
-        <w:t>6.</w:t>
-      </w:r>
-      <w:r>
-        <w:rPr>
-          <w:rFonts w:ascii="Times New Roman" w:hAnsi="Times New Roman" w:cs="Times New Roman"/>
-        </w:rPr>
-        <w:tab/>
-      </w:r>
-      <w:r>
-        <w:rPr>
-          <w:rFonts w:ascii="Times New Roman" w:hAnsi="Times New Roman" w:cs="Times New Roman"/>
-          <w:b/>
-          <w:bCs/>
-          <w:u w:val="single"/>
-        </w:rPr>
-        <w:t>Interest on Default.</w:t>
-      </w:r>
-      <w:r>
-        <w:rPr>
-          <w:rFonts w:ascii="Times New Roman" w:hAnsi="Times New Roman" w:cs="Times New Roman"/>
-        </w:rPr>
-        <w:t xml:space="preserve"> If Borrower is in default under the Loan Documents, then at the sole and absolute discretion of Lender and without notice or opportunity to cure, the entire unpaid principal balance shall immediately bear an annual interest rate equal to the lesser of (a) 20% Twenty; or (b) the maximum interest rate allowed by law (the “Default Rate”). If the Maturity Date is accelerated, the unpaid principal shall accrue interest at the Default Rate only until the default is cured and the Security Instrument is reinstated. Borrower acknowledges and agrees that it would be extremely difficult or impractical to fix the actual damages resulting from Borrower's failure to pay the principal, accrued interest and other sums due on the Maturity Date, and therefore Borrower shall pay interest at the Default Rate not as a penalty, but for purposes of defraying the expenses incident to handling the past due principal, accrued interest and other sums due under this Note. Interest at the Default Rate represents the reasonable estimate of the loss that may be sustained by Lender due to the failure of Borrower to pay the principal, accrued interest and other sums due on the Maturity Date. Interest at the Default Rate shall be payable by Borrower without prejudice to the rights of Lender to collect any other amounts to be paid under this Note (including, without limitation, late charges), the Loan Agreement, or the Security Instrument.</w:t>
-      </w:r>
-    </w:p>
-    <w:p>
-      <w:pPr>
-        <w:rPr>
-          <w:rFonts w:ascii="Times New Roman" w:hAnsi="Times New Roman" w:cs="Times New Roman"/>
-        </w:rPr>
-      </w:pPr>
-      <w:r>
-        <w:rPr>
-          <w:rFonts w:ascii="Times New Roman" w:hAnsi="Times New Roman" w:cs="Times New Roman"/>
-          <w:b/>
-          <w:bCs/>
-        </w:rPr>
-        <w:t>7.</w:t>
-      </w:r>
-      <w:r>
-        <w:rPr>
-          <w:rFonts w:ascii="Times New Roman" w:hAnsi="Times New Roman" w:cs="Times New Roman"/>
-        </w:rPr>
-        <w:tab/>
-      </w:r>
-      <w:r>
-        <w:rPr>
-          <w:rFonts w:ascii="Times New Roman" w:hAnsi="Times New Roman" w:cs="Times New Roman"/>
-          <w:b/>
-          <w:bCs/>
-          <w:u w:val="single"/>
-        </w:rPr>
-        <w:t>Interest on Interest.</w:t>
-      </w:r>
-      <w:r>
-        <w:rPr>
-          <w:rFonts w:ascii="Times New Roman" w:hAnsi="Times New Roman" w:cs="Times New Roman"/>
-        </w:rPr>
-        <w:t xml:space="preserve"> If any interest payment under this Note is not paid when due, the unpaid interest shall be added to the principal of this Note, shall become and be treated as principal, and shall thereafter bear like interest.</w:t>
-      </w:r>
-    </w:p>
-    <w:p>
-      <w:pPr>
-        <w:rPr>
-          <w:rFonts w:ascii="Times New Roman" w:hAnsi="Times New Roman" w:cs="Times New Roman"/>
-        </w:rPr>
-      </w:pPr>
-      <w:r>
-        <w:rPr>
-          <w:rFonts w:ascii="Times New Roman" w:hAnsi="Times New Roman" w:cs="Times New Roman"/>
-          <w:b/>
-          <w:bCs/>
-        </w:rPr>
-        <w:t>8.</w:t>
-      </w:r>
-      <w:r>
-        <w:rPr>
-          <w:rFonts w:ascii="Times New Roman" w:hAnsi="Times New Roman" w:cs="Times New Roman"/>
-        </w:rPr>
-        <w:tab/>
-      </w:r>
-      <w:r>
-        <w:rPr>
-          <w:rFonts w:ascii="Times New Roman" w:hAnsi="Times New Roman" w:cs="Times New Roman"/>
-          <w:b/>
-          <w:bCs/>
-          <w:u w:val="single"/>
-        </w:rPr>
-        <w:t>Due-on-Sale.</w:t>
-      </w:r>
-      <w:r>
-        <w:rPr>
-          <w:rFonts w:ascii="Times New Roman" w:hAnsi="Times New Roman" w:cs="Times New Roman"/>
-        </w:rPr>
-        <w:t xml:space="preserve"> If Borrower sells, gives an option to purchase, exchanges, assigns, conveys, encumbers (including, but not limited to PACE/HERO loans, any loans where payments are collected through property tax assessments, and super-voluntary liens which are deemed to have priority over the lien of the Security Instrument) (other than with a Permitted Encumbrance as defined in the Security Instrument), transfers possession, or alienates all or any portion of the Property, or any of Borrower’s interest in the Property, or suffers its title to, or any interest in, the Property to be divested, whether voluntarily or involuntarily; or if there is a sale or transfer of any interests in Borrower; or if Borrower changes or permits to be changed the character or use of the Property, or drills or extracts or enters into any lease for the drilling or extracting of oil, gas, or other hydrocarbon substances or any mineral of any kind or character on the Property; or if title to such Property becomes subject to any lien or charge, voluntary or involuntary, contractual or statutory, without Lender’s prior written consent, then Lender, at </w:t>
-      </w:r>
-      <w:r>
-        <w:rPr>
-          <w:rFonts w:ascii="Times New Roman" w:hAnsi="Times New Roman" w:cs="Times New Roman"/>
-        </w:rPr>
-        <w:lastRenderedPageBreak/>
-        <w:t>Lender’s option, may, without prior notice, declare all sums secured by the Security Instrument, regardless of their stated due date(s), immediately due and payable and may exercise all rights and remedies in the Loan Documents.</w:t>
+        <w:t>involuntary, contractual or statutory, without Lender’s prior written consent, then Lender, at Lender’s option, may, without prior notice, declare all sums secured by the Security Instrument, regardless of their stated due date(s), immediately due and payable and may exercise all rights and remedies in the Loan Documents.</w:t>
       </w:r>
     </w:p>
     <w:p>
@@ -1951,7 +1974,7 @@
 </file>
 
 <file path=word/endnotes.xml><?xml version="1.0" encoding="utf-8"?>
-<w:endnotes xmlns:wpc="http://schemas.microsoft.com/office/word/2010/wordprocessingCanvas" xmlns:cx="http://schemas.microsoft.com/office/drawing/2014/chartex" xmlns:cx1="http://schemas.microsoft.com/office/drawing/2015/9/8/chartex" xmlns:cx2="http://schemas.microsoft.com/office/drawing/2015/10/21/chartex" xmlns:cx3="http://schemas.microsoft.com/office/drawing/2016/5/9/chartex" xmlns:cx4="http://schemas.microsoft.com/office/drawing/2016/5/10/chartex" xmlns:cx5="http://schemas.microsoft.com/office/drawing/2016/5/11/chartex" xmlns:cx6="http://schemas.microsoft.com/office/drawing/2016/5/12/chartex" xmlns:cx7="http://schemas.microsoft.com/office/drawing/2016/5/13/chartex" xmlns:cx8="http://schemas.microsoft.com/office/drawing/2016/5/14/chartex" xmlns:mc="http://schemas.openxmlformats.org/markup-compatibility/2006" xmlns:aink="http://schemas.microsoft.com/office/drawing/2016/ink" xmlns:am3d="http://schemas.microsoft.com/office/drawing/2017/model3d" xmlns:o="urn:schemas-microsoft-com:office:office" xmlns:oel="http://schemas.microsoft.com/office/2019/extlst" xmlns:r="http://schemas.openxmlformats.org/officeDocument/2006/relationships" xmlns:m="http://schemas.openxmlformats.org/officeDocument/2006/math" xmlns:v="urn:schemas-microsoft-com:vml" xmlns:wp14="http://schemas.microsoft.com/office/word/2010/wordprocessingDrawing" xmlns:wp="http://schemas.openxmlformats.org/drawingml/2006/wordprocessingDrawing" xmlns:w10="urn:schemas-microsoft-com:office:word" xmlns:w="http://schemas.openxmlformats.org/wordprocessingml/2006/main" xmlns:w14="http://schemas.microsoft.com/office/word/2010/wordml" xmlns:w15="http://schemas.microsoft.com/office/word/2012/wordml" xmlns:w16cei="http://schemas.microsoft.com/office/word/2026/wordml/cei" xmlns:w16cex="http://schemas.microsoft.com/office/word/2018/wordml/cex" xmlns:w16cid="http://schemas.microsoft.com/office/word/2016/wordml/cid" xmlns:w16="http://schemas.microsoft.com/office/word/2018/wordml" xmlns:w16du="http://schemas.microsoft.com/office/word/2023/wordml/word16du" xmlns:w16sdtdh="http://schemas.microsoft.com/office/word/2020/wordml/sdtdatahash" xmlns:w16sdtfl="http://schemas.microsoft.com/office/word/2024/wordml/sdtformatlock" xmlns:w16se="http://schemas.microsoft.com/office/word/2015/wordml/symex" xmlns:wpg="http://schemas.microsoft.com/office/word/2010/wordprocessingGroup" xmlns:wpi="http://schemas.microsoft.com/office/word/2010/wordprocessingInk" xmlns:wne="http://schemas.microsoft.com/office/word/2006/wordml" xmlns:wps="http://schemas.microsoft.com/office/word/2010/wordprocessingShape" mc:Ignorable="w14 w15 w16se w16cid w16 w16cex w16sdtdh w16sdtfl w16du wp14">
+<w:endnotes xmlns:wpc="http://schemas.microsoft.com/office/word/2010/wordprocessingCanvas" xmlns:cx="http://schemas.microsoft.com/office/drawing/2014/chartex" xmlns:cx1="http://schemas.microsoft.com/office/drawing/2015/9/8/chartex" xmlns:cx2="http://schemas.microsoft.com/office/drawing/2015/10/21/chartex" xmlns:cx3="http://schemas.microsoft.com/office/drawing/2016/5/9/chartex" xmlns:cx4="http://schemas.microsoft.com/office/drawing/2016/5/10/chartex" xmlns:cx5="http://schemas.microsoft.com/office/drawing/2016/5/11/chartex" xmlns:cx6="http://schemas.microsoft.com/office/drawing/2016/5/12/chartex" xmlns:cx7="http://schemas.microsoft.com/office/drawing/2016/5/13/chartex" xmlns:cx8="http://schemas.microsoft.com/office/drawing/2016/5/14/chartex" xmlns:mc="http://schemas.openxmlformats.org/markup-compatibility/2006" xmlns:aink="http://schemas.microsoft.com/office/drawing/2016/ink" xmlns:am3d="http://schemas.microsoft.com/office/drawing/2017/model3d" xmlns:o="urn:schemas-microsoft-com:office:office" xmlns:oel="http://schemas.microsoft.com/office/2019/extlst" xmlns:r="http://schemas.openxmlformats.org/officeDocument/2006/relationships" xmlns:m="http://schemas.openxmlformats.org/officeDocument/2006/math" xmlns:v="urn:schemas-microsoft-com:vml" xmlns:wp14="http://schemas.microsoft.com/office/word/2010/wordprocessingDrawing" xmlns:wp="http://schemas.openxmlformats.org/drawingml/2006/wordprocessingDrawing" xmlns:w10="urn:schemas-microsoft-com:office:word" xmlns:w="http://schemas.openxmlformats.org/wordprocessingml/2006/main" xmlns:w14="http://schemas.microsoft.com/office/word/2010/wordml" xmlns:w15="http://schemas.microsoft.com/office/word/2012/wordml" xmlns:w16cex="http://schemas.microsoft.com/office/word/2018/wordml/cex" xmlns:w16cid="http://schemas.microsoft.com/office/word/2016/wordml/cid" xmlns:w16="http://schemas.microsoft.com/office/word/2018/wordml" xmlns:w16du="http://schemas.microsoft.com/office/word/2023/wordml/word16du" xmlns:w16sdtdh="http://schemas.microsoft.com/office/word/2020/wordml/sdtdatahash" xmlns:w16sdtfl="http://schemas.microsoft.com/office/word/2024/wordml/sdtformatlock" xmlns:w16se="http://schemas.microsoft.com/office/word/2015/wordml/symex" xmlns:wpg="http://schemas.microsoft.com/office/word/2010/wordprocessingGroup" xmlns:wpi="http://schemas.microsoft.com/office/word/2010/wordprocessingInk" xmlns:wne="http://schemas.microsoft.com/office/word/2006/wordml" xmlns:wps="http://schemas.microsoft.com/office/word/2010/wordprocessingShape" mc:Ignorable="w14 w15 w16se w16cid w16 w16cex w16sdtdh w16sdtfl w16du wp14">
   <w:endnote w:type="separator" w:id="-1">
     <w:p>
       <w:pPr>
@@ -1976,7 +1999,7 @@
 </file>
 
 <file path=word/footer1.xml><?xml version="1.0" encoding="utf-8"?>
-<w:ftr xmlns:wpc="http://schemas.microsoft.com/office/word/2010/wordprocessingCanvas" xmlns:cx="http://schemas.microsoft.com/office/drawing/2014/chartex" xmlns:cx1="http://schemas.microsoft.com/office/drawing/2015/9/8/chartex" xmlns:cx2="http://schemas.microsoft.com/office/drawing/2015/10/21/chartex" xmlns:cx3="http://schemas.microsoft.com/office/drawing/2016/5/9/chartex" xmlns:cx4="http://schemas.microsoft.com/office/drawing/2016/5/10/chartex" xmlns:cx5="http://schemas.microsoft.com/office/drawing/2016/5/11/chartex" xmlns:cx6="http://schemas.microsoft.com/office/drawing/2016/5/12/chartex" xmlns:cx7="http://schemas.microsoft.com/office/drawing/2016/5/13/chartex" xmlns:cx8="http://schemas.microsoft.com/office/drawing/2016/5/14/chartex" xmlns:mc="http://schemas.openxmlformats.org/markup-compatibility/2006" xmlns:aink="http://schemas.microsoft.com/office/drawing/2016/ink" xmlns:am3d="http://schemas.microsoft.com/office/drawing/2017/model3d" xmlns:o="urn:schemas-microsoft-com:office:office" xmlns:oel="http://schemas.microsoft.com/office/2019/extlst" xmlns:r="http://schemas.openxmlformats.org/officeDocument/2006/relationships" xmlns:m="http://schemas.openxmlformats.org/officeDocument/2006/math" xmlns:v="urn:schemas-microsoft-com:vml" xmlns:wp14="http://schemas.microsoft.com/office/word/2010/wordprocessingDrawing" xmlns:wp="http://schemas.openxmlformats.org/drawingml/2006/wordprocessingDrawing" xmlns:w10="urn:schemas-microsoft-com:office:word" xmlns:w="http://schemas.openxmlformats.org/wordprocessingml/2006/main" xmlns:w14="http://schemas.microsoft.com/office/word/2010/wordml" xmlns:w15="http://schemas.microsoft.com/office/word/2012/wordml" xmlns:w16cei="http://schemas.microsoft.com/office/word/2026/wordml/cei" xmlns:w16cex="http://schemas.microsoft.com/office/word/2018/wordml/cex" xmlns:w16cid="http://schemas.microsoft.com/office/word/2016/wordml/cid" xmlns:w16="http://schemas.microsoft.com/office/word/2018/wordml" xmlns:w16du="http://schemas.microsoft.com/office/word/2023/wordml/word16du" xmlns:w16sdtdh="http://schemas.microsoft.com/office/word/2020/wordml/sdtdatahash" xmlns:w16sdtfl="http://schemas.microsoft.com/office/word/2024/wordml/sdtformatlock" xmlns:w16se="http://schemas.microsoft.com/office/word/2015/wordml/symex" xmlns:wpg="http://schemas.microsoft.com/office/word/2010/wordprocessingGroup" xmlns:wpi="http://schemas.microsoft.com/office/word/2010/wordprocessingInk" xmlns:wne="http://schemas.microsoft.com/office/word/2006/wordml" xmlns:wps="http://schemas.microsoft.com/office/word/2010/wordprocessingShape" mc:Ignorable="w14 w15 w16se w16cid w16 w16cex w16sdtdh w16sdtfl w16du wp14">
+<w:ftr xmlns:wpc="http://schemas.microsoft.com/office/word/2010/wordprocessingCanvas" xmlns:cx="http://schemas.microsoft.com/office/drawing/2014/chartex" xmlns:cx1="http://schemas.microsoft.com/office/drawing/2015/9/8/chartex" xmlns:cx2="http://schemas.microsoft.com/office/drawing/2015/10/21/chartex" xmlns:cx3="http://schemas.microsoft.com/office/drawing/2016/5/9/chartex" xmlns:cx4="http://schemas.microsoft.com/office/drawing/2016/5/10/chartex" xmlns:cx5="http://schemas.microsoft.com/office/drawing/2016/5/11/chartex" xmlns:cx6="http://schemas.microsoft.com/office/drawing/2016/5/12/chartex" xmlns:cx7="http://schemas.microsoft.com/office/drawing/2016/5/13/chartex" xmlns:cx8="http://schemas.microsoft.com/office/drawing/2016/5/14/chartex" xmlns:mc="http://schemas.openxmlformats.org/markup-compatibility/2006" xmlns:aink="http://schemas.microsoft.com/office/drawing/2016/ink" xmlns:am3d="http://schemas.microsoft.com/office/drawing/2017/model3d" xmlns:o="urn:schemas-microsoft-com:office:office" xmlns:oel="http://schemas.microsoft.com/office/2019/extlst" xmlns:r="http://schemas.openxmlformats.org/officeDocument/2006/relationships" xmlns:m="http://schemas.openxmlformats.org/officeDocument/2006/math" xmlns:v="urn:schemas-microsoft-com:vml" xmlns:wp14="http://schemas.microsoft.com/office/word/2010/wordprocessingDrawing" xmlns:wp="http://schemas.openxmlformats.org/drawingml/2006/wordprocessingDrawing" xmlns:w10="urn:schemas-microsoft-com:office:word" xmlns:w="http://schemas.openxmlformats.org/wordprocessingml/2006/main" xmlns:w14="http://schemas.microsoft.com/office/word/2010/wordml" xmlns:w15="http://schemas.microsoft.com/office/word/2012/wordml" xmlns:w16cex="http://schemas.microsoft.com/office/word/2018/wordml/cex" xmlns:w16cid="http://schemas.microsoft.com/office/word/2016/wordml/cid" xmlns:w16="http://schemas.microsoft.com/office/word/2018/wordml" xmlns:w16du="http://schemas.microsoft.com/office/word/2023/wordml/word16du" xmlns:w16sdtdh="http://schemas.microsoft.com/office/word/2020/wordml/sdtdatahash" xmlns:w16sdtfl="http://schemas.microsoft.com/office/word/2024/wordml/sdtformatlock" xmlns:w16se="http://schemas.microsoft.com/office/word/2015/wordml/symex" xmlns:wpg="http://schemas.microsoft.com/office/word/2010/wordprocessingGroup" xmlns:wpi="http://schemas.microsoft.com/office/word/2010/wordprocessingInk" xmlns:wne="http://schemas.microsoft.com/office/word/2006/wordml" xmlns:wps="http://schemas.microsoft.com/office/word/2010/wordprocessingShape" mc:Ignorable="w14 w15 w16se w16cid w16 w16cex w16sdtdh w16sdtfl w16du wp14">
   <w:sdt>
     <w:sdtPr>
       <w:rPr>
@@ -2059,7 +2082,7 @@
                 </wp:anchor>
               </w:drawing>
             </mc:Choice>
-            <mc:Fallback>
+            <mc:Fallback xmlns:w16cei="http://schemas.microsoft.com/office/word/2026/wordml/cei">
               <w:pict>
                 <v:line w14:anchorId="536A094A" id="Straight Connector 3" o:spid="_x0000_s1026" style="position:absolute;z-index:251659264;visibility:visible;mso-wrap-style:square;mso-wrap-distance-left:9pt;mso-wrap-distance-top:0;mso-wrap-distance-right:9pt;mso-wrap-distance-bottom:0;mso-position-horizontal:absolute;mso-position-horizontal-relative:text;mso-position-vertical:absolute;mso-position-vertical-relative:text" from="-34.5pt,7.9pt" to="506.25pt,9.4pt" o:gfxdata="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" strokecolor="black [3200]" strokeweight=".5pt">
                   <v:stroke joinstyle="miter"/>
@@ -2227,7 +2250,7 @@
 </file>
 
 <file path=word/footnotes.xml><?xml version="1.0" encoding="utf-8"?>
-<w:footnotes xmlns:wpc="http://schemas.microsoft.com/office/word/2010/wordprocessingCanvas" xmlns:cx="http://schemas.microsoft.com/office/drawing/2014/chartex" xmlns:cx1="http://schemas.microsoft.com/office/drawing/2015/9/8/chartex" xmlns:cx2="http://schemas.microsoft.com/office/drawing/2015/10/21/chartex" xmlns:cx3="http://schemas.microsoft.com/office/drawing/2016/5/9/chartex" xmlns:cx4="http://schemas.microsoft.com/office/drawing/2016/5/10/chartex" xmlns:cx5="http://schemas.microsoft.com/office/drawing/2016/5/11/chartex" xmlns:cx6="http://schemas.microsoft.com/office/drawing/2016/5/12/chartex" xmlns:cx7="http://schemas.microsoft.com/office/drawing/2016/5/13/chartex" xmlns:cx8="http://schemas.microsoft.com/office/drawing/2016/5/14/chartex" xmlns:mc="http://schemas.openxmlformats.org/markup-compatibility/2006" xmlns:aink="http://schemas.microsoft.com/office/drawing/2016/ink" xmlns:am3d="http://schemas.microsoft.com/office/drawing/2017/model3d" xmlns:o="urn:schemas-microsoft-com:office:office" xmlns:oel="http://schemas.microsoft.com/office/2019/extlst" xmlns:r="http://schemas.openxmlformats.org/officeDocument/2006/relationships" xmlns:m="http://schemas.openxmlformats.org/officeDocument/2006/math" xmlns:v="urn:schemas-microsoft-com:vml" xmlns:wp14="http://schemas.microsoft.com/office/word/2010/wordprocessingDrawing" xmlns:wp="http://schemas.openxmlformats.org/drawingml/2006/wordprocessingDrawing" xmlns:w10="urn:schemas-microsoft-com:office:word" xmlns:w="http://schemas.openxmlformats.org/wordprocessingml/2006/main" xmlns:w14="http://schemas.microsoft.com/office/word/2010/wordml" xmlns:w15="http://schemas.microsoft.com/office/word/2012/wordml" xmlns:w16cei="http://schemas.microsoft.com/office/word/2026/wordml/cei" xmlns:w16cex="http://schemas.microsoft.com/office/word/2018/wordml/cex" xmlns:w16cid="http://schemas.microsoft.com/office/word/2016/wordml/cid" xmlns:w16="http://schemas.microsoft.com/office/word/2018/wordml" xmlns:w16du="http://schemas.microsoft.com/office/word/2023/wordml/word16du" xmlns:w16sdtdh="http://schemas.microsoft.com/office/word/2020/wordml/sdtdatahash" xmlns:w16sdtfl="http://schemas.microsoft.com/office/word/2024/wordml/sdtformatlock" xmlns:w16se="http://schemas.microsoft.com/office/word/2015/wordml/symex" xmlns:wpg="http://schemas.microsoft.com/office/word/2010/wordprocessingGroup" xmlns:wpi="http://schemas.microsoft.com/office/word/2010/wordprocessingInk" xmlns:wne="http://schemas.microsoft.com/office/word/2006/wordml" xmlns:wps="http://schemas.microsoft.com/office/word/2010/wordprocessingShape" mc:Ignorable="w14 w15 w16se w16cid w16 w16cex w16sdtdh w16sdtfl w16du wp14">
+<w:footnotes xmlns:wpc="http://schemas.microsoft.com/office/word/2010/wordprocessingCanvas" xmlns:cx="http://schemas.microsoft.com/office/drawing/2014/chartex" xmlns:cx1="http://schemas.microsoft.com/office/drawing/2015/9/8/chartex" xmlns:cx2="http://schemas.microsoft.com/office/drawing/2015/10/21/chartex" xmlns:cx3="http://schemas.microsoft.com/office/drawing/2016/5/9/chartex" xmlns:cx4="http://schemas.microsoft.com/office/drawing/2016/5/10/chartex" xmlns:cx5="http://schemas.microsoft.com/office/drawing/2016/5/11/chartex" xmlns:cx6="http://schemas.microsoft.com/office/drawing/2016/5/12/chartex" xmlns:cx7="http://schemas.microsoft.com/office/drawing/2016/5/13/chartex" xmlns:cx8="http://schemas.microsoft.com/office/drawing/2016/5/14/chartex" xmlns:mc="http://schemas.openxmlformats.org/markup-compatibility/2006" xmlns:aink="http://schemas.microsoft.com/office/drawing/2016/ink" xmlns:am3d="http://schemas.microsoft.com/office/drawing/2017/model3d" xmlns:o="urn:schemas-microsoft-com:office:office" xmlns:oel="http://schemas.microsoft.com/office/2019/extlst" xmlns:r="http://schemas.openxmlformats.org/officeDocument/2006/relationships" xmlns:m="http://schemas.openxmlformats.org/officeDocument/2006/math" xmlns:v="urn:schemas-microsoft-com:vml" xmlns:wp14="http://schemas.microsoft.com/office/word/2010/wordprocessingDrawing" xmlns:wp="http://schemas.openxmlformats.org/drawingml/2006/wordprocessingDrawing" xmlns:w10="urn:schemas-microsoft-com:office:word" xmlns:w="http://schemas.openxmlformats.org/wordprocessingml/2006/main" xmlns:w14="http://schemas.microsoft.com/office/word/2010/wordml" xmlns:w15="http://schemas.microsoft.com/office/word/2012/wordml" xmlns:w16cex="http://schemas.microsoft.com/office/word/2018/wordml/cex" xmlns:w16cid="http://schemas.microsoft.com/office/word/2016/wordml/cid" xmlns:w16="http://schemas.microsoft.com/office/word/2018/wordml" xmlns:w16du="http://schemas.microsoft.com/office/word/2023/wordml/word16du" xmlns:w16sdtdh="http://schemas.microsoft.com/office/word/2020/wordml/sdtdatahash" xmlns:w16sdtfl="http://schemas.microsoft.com/office/word/2024/wordml/sdtformatlock" xmlns:w16se="http://schemas.microsoft.com/office/word/2015/wordml/symex" xmlns:wpg="http://schemas.microsoft.com/office/word/2010/wordprocessingGroup" xmlns:wpi="http://schemas.microsoft.com/office/word/2010/wordprocessingInk" xmlns:wne="http://schemas.microsoft.com/office/word/2006/wordml" xmlns:wps="http://schemas.microsoft.com/office/word/2010/wordprocessingShape" mc:Ignorable="w14 w15 w16se w16cid w16 w16cex w16sdtdh w16sdtfl w16du wp14">
   <w:footnote w:type="separator" w:id="-1">
     <w:p>
       <w:pPr>
